--- a/Наладчик контрольно-измерительных приборов и автоматики/повышение квалификации 14919 Наладчик контрольно-измерительных приборов и автоматики/Лекции ОП.02. Техническое черчение.docx
+++ b/Наладчик контрольно-измерительных приборов и автоматики/повышение квалификации 14919 Наладчик контрольно-измерительных приборов и автоматики/Лекции ОП.02. Техническое черчение.docx
@@ -252,6 +252,795 @@
           <w:sz w:val="28"/>
         </w:rPr>
         <w:t>Наладчик КИПиА использует ФСА для определения общего состава приборов и систем автоматизации, подлежащих наладке, а также для понимания логики работы каждого контура управления. По ФСА наладчик составляет программу наладочных работ, определяет последовательность настройки приборов и систем регулирования, планирует потребность в средствах измерений и испытательном оборудовании.</w:t>
+      </w:r>
+    </w:p>
+    <w:p/>
+    <w:tbl>
+      <w:tblPr>
+        <w:tblStyle w:val="TableGrid"/>
+        <w:tblW w:type="auto" w:w="0"/>
+        <w:jc w:val="center"/>
+        <w:tblLook w:firstColumn="1" w:firstRow="1" w:lastColumn="0" w:lastRow="0" w:noHBand="0" w:noVBand="1" w:val="04A0"/>
+      </w:tblPr>
+      <w:tblGrid>
+        <w:gridCol w:w="2339"/>
+        <w:gridCol w:w="2339"/>
+        <w:gridCol w:w="2339"/>
+        <w:gridCol w:w="2339"/>
+      </w:tblGrid>
+      <w:tr>
+        <w:tc>
+          <w:tcPr>
+            <w:tcW w:type="dxa" w:w="2339"/>
+          </w:tcPr>
+          <w:p>
+            <w:pPr>
+              <w:jc w:val="center"/>
+            </w:pPr>
+            <w:r>
+              <w:rPr>
+                <w:b/>
+                <w:sz w:val="18"/>
+              </w:rPr>
+              <w:t>Элемент</w:t>
+            </w:r>
+          </w:p>
+        </w:tc>
+        <w:tc>
+          <w:tcPr>
+            <w:tcW w:type="dxa" w:w="2339"/>
+          </w:tcPr>
+          <w:p>
+            <w:pPr>
+              <w:jc w:val="center"/>
+            </w:pPr>
+            <w:r>
+              <w:rPr>
+                <w:b/>
+                <w:sz w:val="18"/>
+              </w:rPr>
+              <w:t>Обозначение по ГОСТ</w:t>
+            </w:r>
+          </w:p>
+        </w:tc>
+        <w:tc>
+          <w:tcPr>
+            <w:tcW w:type="dxa" w:w="2339"/>
+          </w:tcPr>
+          <w:p>
+            <w:pPr>
+              <w:jc w:val="center"/>
+            </w:pPr>
+            <w:r>
+              <w:rPr>
+                <w:b/>
+                <w:sz w:val="18"/>
+              </w:rPr>
+              <w:t>Код по ISA</w:t>
+            </w:r>
+          </w:p>
+        </w:tc>
+        <w:tc>
+          <w:tcPr>
+            <w:tcW w:type="dxa" w:w="2339"/>
+          </w:tcPr>
+          <w:p>
+            <w:pPr>
+              <w:jc w:val="center"/>
+            </w:pPr>
+            <w:r>
+              <w:rPr>
+                <w:b/>
+                <w:sz w:val="18"/>
+              </w:rPr>
+              <w:t>Применение</w:t>
+            </w:r>
+          </w:p>
+        </w:tc>
+      </w:tr>
+      <w:tr>
+        <w:tc>
+          <w:tcPr>
+            <w:tcW w:type="dxa" w:w="2339"/>
+          </w:tcPr>
+          <w:p>
+            <w:r>
+              <w:rPr>
+                <w:sz w:val="18"/>
+              </w:rPr>
+              <w:t>Первичный преобразователь</w:t>
+            </w:r>
+          </w:p>
+        </w:tc>
+        <w:tc>
+          <w:tcPr>
+            <w:tcW w:type="dxa" w:w="2339"/>
+          </w:tcPr>
+          <w:p>
+            <w:r>
+              <w:rPr>
+                <w:sz w:val="18"/>
+              </w:rPr>
+              <w:t>ГОСТ 21.404-85</w:t>
+            </w:r>
+          </w:p>
+        </w:tc>
+        <w:tc>
+          <w:tcPr>
+            <w:tcW w:type="dxa" w:w="2339"/>
+          </w:tcPr>
+          <w:p>
+            <w:r>
+              <w:rPr>
+                <w:sz w:val="18"/>
+              </w:rPr>
+              <w:t>TE/PE/FE</w:t>
+            </w:r>
+          </w:p>
+        </w:tc>
+        <w:tc>
+          <w:tcPr>
+            <w:tcW w:type="dxa" w:w="2339"/>
+          </w:tcPr>
+          <w:p>
+            <w:r>
+              <w:rPr>
+                <w:sz w:val="18"/>
+              </w:rPr>
+              <w:t>Датчик на трубопроводе</w:t>
+            </w:r>
+          </w:p>
+        </w:tc>
+      </w:tr>
+      <w:tr>
+        <w:tc>
+          <w:tcPr>
+            <w:tcW w:type="dxa" w:w="2339"/>
+          </w:tcPr>
+          <w:p>
+            <w:r>
+              <w:rPr>
+                <w:sz w:val="18"/>
+              </w:rPr>
+              <w:t>Прибор на щите</w:t>
+            </w:r>
+          </w:p>
+        </w:tc>
+        <w:tc>
+          <w:tcPr>
+            <w:tcW w:type="dxa" w:w="2339"/>
+          </w:tcPr>
+          <w:p>
+            <w:r>
+              <w:rPr>
+                <w:sz w:val="18"/>
+              </w:rPr>
+              <w:t>ГОСТ 21.404-85</w:t>
+            </w:r>
+          </w:p>
+        </w:tc>
+        <w:tc>
+          <w:tcPr>
+            <w:tcW w:type="dxa" w:w="2339"/>
+          </w:tcPr>
+          <w:p>
+            <w:r>
+              <w:rPr>
+                <w:sz w:val="18"/>
+              </w:rPr>
+              <w:t>TIC/FIC</w:t>
+            </w:r>
+          </w:p>
+        </w:tc>
+        <w:tc>
+          <w:tcPr>
+            <w:tcW w:type="dxa" w:w="2339"/>
+          </w:tcPr>
+          <w:p>
+            <w:r>
+              <w:rPr>
+                <w:sz w:val="18"/>
+              </w:rPr>
+              <w:t>Регулятор на панели</w:t>
+            </w:r>
+          </w:p>
+        </w:tc>
+      </w:tr>
+      <w:tr>
+        <w:tc>
+          <w:tcPr>
+            <w:tcW w:type="dxa" w:w="2339"/>
+          </w:tcPr>
+          <w:p>
+            <w:r>
+              <w:rPr>
+                <w:sz w:val="18"/>
+              </w:rPr>
+              <w:t>Исполнительный механизм</w:t>
+            </w:r>
+          </w:p>
+        </w:tc>
+        <w:tc>
+          <w:tcPr>
+            <w:tcW w:type="dxa" w:w="2339"/>
+          </w:tcPr>
+          <w:p>
+            <w:r>
+              <w:rPr>
+                <w:sz w:val="18"/>
+              </w:rPr>
+              <w:t>ГОСТ 21.404-85</w:t>
+            </w:r>
+          </w:p>
+        </w:tc>
+        <w:tc>
+          <w:tcPr>
+            <w:tcW w:type="dxa" w:w="2339"/>
+          </w:tcPr>
+          <w:p>
+            <w:r>
+              <w:rPr>
+                <w:sz w:val="18"/>
+              </w:rPr>
+              <w:t>TV/FV</w:t>
+            </w:r>
+          </w:p>
+        </w:tc>
+        <w:tc>
+          <w:tcPr>
+            <w:tcW w:type="dxa" w:w="2339"/>
+          </w:tcPr>
+          <w:p>
+            <w:r>
+              <w:rPr>
+                <w:sz w:val="18"/>
+              </w:rPr>
+              <w:t>Клапан на трубопроводе</w:t>
+            </w:r>
+          </w:p>
+        </w:tc>
+      </w:tr>
+      <w:tr>
+        <w:tc>
+          <w:tcPr>
+            <w:tcW w:type="dxa" w:w="2339"/>
+          </w:tcPr>
+          <w:p>
+            <w:r>
+              <w:rPr>
+                <w:sz w:val="18"/>
+              </w:rPr>
+              <w:t>Реле</w:t>
+            </w:r>
+          </w:p>
+        </w:tc>
+        <w:tc>
+          <w:tcPr>
+            <w:tcW w:type="dxa" w:w="2339"/>
+          </w:tcPr>
+          <w:p>
+            <w:r>
+              <w:rPr>
+                <w:sz w:val="18"/>
+              </w:rPr>
+              <w:t>ГОСТ 2.755-87</w:t>
+            </w:r>
+          </w:p>
+        </w:tc>
+        <w:tc>
+          <w:tcPr>
+            <w:tcW w:type="dxa" w:w="2339"/>
+          </w:tcPr>
+          <w:p>
+            <w:r>
+              <w:rPr>
+                <w:sz w:val="18"/>
+              </w:rPr>
+              <w:t>—</w:t>
+            </w:r>
+          </w:p>
+        </w:tc>
+        <w:tc>
+          <w:tcPr>
+            <w:tcW w:type="dxa" w:w="2339"/>
+          </w:tcPr>
+          <w:p>
+            <w:r>
+              <w:rPr>
+                <w:sz w:val="18"/>
+              </w:rPr>
+              <w:t>Коммутация цепей</w:t>
+            </w:r>
+          </w:p>
+        </w:tc>
+      </w:tr>
+      <w:tr>
+        <w:tc>
+          <w:tcPr>
+            <w:tcW w:type="dxa" w:w="2339"/>
+          </w:tcPr>
+          <w:p>
+            <w:r>
+              <w:rPr>
+                <w:sz w:val="18"/>
+              </w:rPr>
+              <w:t>Датчик-реле</w:t>
+            </w:r>
+          </w:p>
+        </w:tc>
+        <w:tc>
+          <w:tcPr>
+            <w:tcW w:type="dxa" w:w="2339"/>
+          </w:tcPr>
+          <w:p>
+            <w:r>
+              <w:rPr>
+                <w:sz w:val="18"/>
+              </w:rPr>
+              <w:t>ГОСТ 21.404-85</w:t>
+            </w:r>
+          </w:p>
+        </w:tc>
+        <w:tc>
+          <w:tcPr>
+            <w:tcW w:type="dxa" w:w="2339"/>
+          </w:tcPr>
+          <w:p>
+            <w:r>
+              <w:rPr>
+                <w:sz w:val="18"/>
+              </w:rPr>
+              <w:t>TSH/PSH</w:t>
+            </w:r>
+          </w:p>
+        </w:tc>
+        <w:tc>
+          <w:tcPr>
+            <w:tcW w:type="dxa" w:w="2339"/>
+          </w:tcPr>
+          <w:p>
+            <w:r>
+              <w:rPr>
+                <w:sz w:val="18"/>
+              </w:rPr>
+              <w:t>Сигнализация и защита</w:t>
+            </w:r>
+          </w:p>
+        </w:tc>
+      </w:tr>
+    </w:tbl>
+    <w:p>
+      <w:pPr>
+        <w:jc w:val="center"/>
+      </w:pPr>
+      <w:r>
+        <w:rPr>
+          <w:b/>
+          <w:i w:val="0"/>
+          <w:sz w:val="20"/>
+        </w:rPr>
+        <w:t>Таблица 2. Условные графические обозначения элементов КИПиА</w:t>
+      </w:r>
+    </w:p>
+    <w:p/>
+    <w:tbl>
+      <w:tblPr>
+        <w:tblStyle w:val="TableGrid"/>
+        <w:tblW w:type="auto" w:w="0"/>
+        <w:jc w:val="center"/>
+        <w:tblLook w:firstColumn="1" w:firstRow="1" w:lastColumn="0" w:lastRow="0" w:noHBand="0" w:noVBand="1" w:val="04A0"/>
+      </w:tblPr>
+      <w:tblGrid>
+        <w:gridCol w:w="2339"/>
+        <w:gridCol w:w="2339"/>
+        <w:gridCol w:w="2339"/>
+        <w:gridCol w:w="2339"/>
+      </w:tblGrid>
+      <w:tr>
+        <w:tc>
+          <w:tcPr>
+            <w:tcW w:type="dxa" w:w="2339"/>
+          </w:tcPr>
+          <w:p>
+            <w:pPr>
+              <w:jc w:val="center"/>
+            </w:pPr>
+            <w:r>
+              <w:rPr>
+                <w:b/>
+                <w:sz w:val="18"/>
+              </w:rPr>
+              <w:t>Тип документа</w:t>
+            </w:r>
+          </w:p>
+        </w:tc>
+        <w:tc>
+          <w:tcPr>
+            <w:tcW w:type="dxa" w:w="2339"/>
+          </w:tcPr>
+          <w:p>
+            <w:pPr>
+              <w:jc w:val="center"/>
+            </w:pPr>
+            <w:r>
+              <w:rPr>
+                <w:b/>
+                <w:sz w:val="18"/>
+              </w:rPr>
+              <w:t>Обозначение</w:t>
+            </w:r>
+          </w:p>
+        </w:tc>
+        <w:tc>
+          <w:tcPr>
+            <w:tcW w:type="dxa" w:w="2339"/>
+          </w:tcPr>
+          <w:p>
+            <w:pPr>
+              <w:jc w:val="center"/>
+            </w:pPr>
+            <w:r>
+              <w:rPr>
+                <w:b/>
+                <w:sz w:val="18"/>
+              </w:rPr>
+              <w:t>Масштаб</w:t>
+            </w:r>
+          </w:p>
+        </w:tc>
+        <w:tc>
+          <w:tcPr>
+            <w:tcW w:type="dxa" w:w="2339"/>
+          </w:tcPr>
+          <w:p>
+            <w:pPr>
+              <w:jc w:val="center"/>
+            </w:pPr>
+            <w:r>
+              <w:rPr>
+                <w:b/>
+                <w:sz w:val="18"/>
+              </w:rPr>
+              <w:t>Применение</w:t>
+            </w:r>
+          </w:p>
+        </w:tc>
+      </w:tr>
+      <w:tr>
+        <w:tc>
+          <w:tcPr>
+            <w:tcW w:type="dxa" w:w="2339"/>
+          </w:tcPr>
+          <w:p>
+            <w:r>
+              <w:rPr>
+                <w:sz w:val="18"/>
+              </w:rPr>
+              <w:t>Схема функциональная</w:t>
+            </w:r>
+          </w:p>
+        </w:tc>
+        <w:tc>
+          <w:tcPr>
+            <w:tcW w:type="dxa" w:w="2339"/>
+          </w:tcPr>
+          <w:p>
+            <w:r>
+              <w:rPr>
+                <w:sz w:val="18"/>
+              </w:rPr>
+              <w:t>ГОСТ 21.404-85</w:t>
+            </w:r>
+          </w:p>
+        </w:tc>
+        <w:tc>
+          <w:tcPr>
+            <w:tcW w:type="dxa" w:w="2339"/>
+          </w:tcPr>
+          <w:p>
+            <w:r>
+              <w:rPr>
+                <w:sz w:val="18"/>
+              </w:rPr>
+              <w:t>Без масштаба</w:t>
+            </w:r>
+          </w:p>
+        </w:tc>
+        <w:tc>
+          <w:tcPr>
+            <w:tcW w:type="dxa" w:w="2339"/>
+          </w:tcPr>
+          <w:p>
+            <w:r>
+              <w:rPr>
+                <w:sz w:val="18"/>
+              </w:rPr>
+              <w:t>Общая структура системы</w:t>
+            </w:r>
+          </w:p>
+        </w:tc>
+      </w:tr>
+      <w:tr>
+        <w:tc>
+          <w:tcPr>
+            <w:tcW w:type="dxa" w:w="2339"/>
+          </w:tcPr>
+          <w:p>
+            <w:r>
+              <w:rPr>
+                <w:sz w:val="18"/>
+              </w:rPr>
+              <w:t>Схема принципиальная электрическая</w:t>
+            </w:r>
+          </w:p>
+        </w:tc>
+        <w:tc>
+          <w:tcPr>
+            <w:tcW w:type="dxa" w:w="2339"/>
+          </w:tcPr>
+          <w:p>
+            <w:r>
+              <w:rPr>
+                <w:sz w:val="18"/>
+              </w:rPr>
+              <w:t>ГОСТ 2.702-2011</w:t>
+            </w:r>
+          </w:p>
+        </w:tc>
+        <w:tc>
+          <w:tcPr>
+            <w:tcW w:type="dxa" w:w="2339"/>
+          </w:tcPr>
+          <w:p>
+            <w:r>
+              <w:rPr>
+                <w:sz w:val="18"/>
+              </w:rPr>
+              <w:t>Без масштаба</w:t>
+            </w:r>
+          </w:p>
+        </w:tc>
+        <w:tc>
+          <w:tcPr>
+            <w:tcW w:type="dxa" w:w="2339"/>
+          </w:tcPr>
+          <w:p>
+            <w:r>
+              <w:rPr>
+                <w:sz w:val="18"/>
+              </w:rPr>
+              <w:t>Электрические соединения</w:t>
+            </w:r>
+          </w:p>
+        </w:tc>
+      </w:tr>
+      <w:tr>
+        <w:tc>
+          <w:tcPr>
+            <w:tcW w:type="dxa" w:w="2339"/>
+          </w:tcPr>
+          <w:p>
+            <w:r>
+              <w:rPr>
+                <w:sz w:val="18"/>
+              </w:rPr>
+              <w:t>Чертёж общего вида</w:t>
+            </w:r>
+          </w:p>
+        </w:tc>
+        <w:tc>
+          <w:tcPr>
+            <w:tcW w:type="dxa" w:w="2339"/>
+          </w:tcPr>
+          <w:p>
+            <w:r>
+              <w:rPr>
+                <w:sz w:val="18"/>
+              </w:rPr>
+              <w:t>ГОСТ 2.119-73</w:t>
+            </w:r>
+          </w:p>
+        </w:tc>
+        <w:tc>
+          <w:tcPr>
+            <w:tcW w:type="dxa" w:w="2339"/>
+          </w:tcPr>
+          <w:p>
+            <w:r>
+              <w:rPr>
+                <w:sz w:val="18"/>
+              </w:rPr>
+              <w:t>1:5 — 1:1</w:t>
+            </w:r>
+          </w:p>
+        </w:tc>
+        <w:tc>
+          <w:tcPr>
+            <w:tcW w:type="dxa" w:w="2339"/>
+          </w:tcPr>
+          <w:p>
+            <w:r>
+              <w:rPr>
+                <w:sz w:val="18"/>
+              </w:rPr>
+              <w:t>Внешний вид и размеры</w:t>
+            </w:r>
+          </w:p>
+        </w:tc>
+      </w:tr>
+      <w:tr>
+        <w:tc>
+          <w:tcPr>
+            <w:tcW w:type="dxa" w:w="2339"/>
+          </w:tcPr>
+          <w:p>
+            <w:r>
+              <w:rPr>
+                <w:sz w:val="18"/>
+              </w:rPr>
+              <w:t>Схема расположения</w:t>
+            </w:r>
+          </w:p>
+        </w:tc>
+        <w:tc>
+          <w:tcPr>
+            <w:tcW w:type="dxa" w:w="2339"/>
+          </w:tcPr>
+          <w:p>
+            <w:r>
+              <w:rPr>
+                <w:sz w:val="18"/>
+              </w:rPr>
+              <w:t>ГОСТ 21.404-85</w:t>
+            </w:r>
+          </w:p>
+        </w:tc>
+        <w:tc>
+          <w:tcPr>
+            <w:tcW w:type="dxa" w:w="2339"/>
+          </w:tcPr>
+          <w:p>
+            <w:r>
+              <w:rPr>
+                <w:sz w:val="18"/>
+              </w:rPr>
+              <w:t>1:100 — 1:50</w:t>
+            </w:r>
+          </w:p>
+        </w:tc>
+        <w:tc>
+          <w:tcPr>
+            <w:tcW w:type="dxa" w:w="2339"/>
+          </w:tcPr>
+          <w:p>
+            <w:r>
+              <w:rPr>
+                <w:sz w:val="18"/>
+              </w:rPr>
+              <w:t>План размещения приборов</w:t>
+            </w:r>
+          </w:p>
+        </w:tc>
+      </w:tr>
+      <w:tr>
+        <w:tc>
+          <w:tcPr>
+            <w:tcW w:type="dxa" w:w="2339"/>
+          </w:tcPr>
+          <w:p>
+            <w:r>
+              <w:rPr>
+                <w:sz w:val="18"/>
+              </w:rPr>
+              <w:t>Эскиз детали</w:t>
+            </w:r>
+          </w:p>
+        </w:tc>
+        <w:tc>
+          <w:tcPr>
+            <w:tcW w:type="dxa" w:w="2339"/>
+          </w:tcPr>
+          <w:p>
+            <w:r>
+              <w:rPr>
+                <w:sz w:val="18"/>
+              </w:rPr>
+              <w:t>ГОСТ 2.109-73</w:t>
+            </w:r>
+          </w:p>
+        </w:tc>
+        <w:tc>
+          <w:tcPr>
+            <w:tcW w:type="dxa" w:w="2339"/>
+          </w:tcPr>
+          <w:p>
+            <w:r>
+              <w:rPr>
+                <w:sz w:val="18"/>
+              </w:rPr>
+              <w:t>1:1 — 5:1</w:t>
+            </w:r>
+          </w:p>
+        </w:tc>
+        <w:tc>
+          <w:tcPr>
+            <w:tcW w:type="dxa" w:w="2339"/>
+          </w:tcPr>
+          <w:p>
+            <w:r>
+              <w:rPr>
+                <w:sz w:val="18"/>
+              </w:rPr>
+              <w:t>Изготовление деталей</w:t>
+            </w:r>
+          </w:p>
+        </w:tc>
+      </w:tr>
+    </w:tbl>
+    <w:p>
+      <w:pPr>
+        <w:jc w:val="center"/>
+      </w:pPr>
+      <w:r>
+        <w:rPr>
+          <w:b/>
+          <w:i w:val="0"/>
+          <w:sz w:val="20"/>
+        </w:rPr>
+        <w:t>Таблица 1. Виды конструкторской документации для КИПиА</w:t>
+      </w:r>
+    </w:p>
+    <w:p/>
+    <w:p>
+      <w:pPr>
+        <w:jc w:val="center"/>
+      </w:pPr>
+      <w:r>
+        <w:drawing>
+          <wp:inline xmlns:a="http://schemas.openxmlformats.org/drawingml/2006/main" xmlns:pic="http://schemas.openxmlformats.org/drawingml/2006/picture">
+            <wp:extent cx="4572000" cy="2711159"/>
+            <wp:docPr id="1" name="Picture 1"/>
+            <wp:cNvGraphicFramePr>
+              <a:graphicFrameLocks noChangeAspect="1"/>
+            </wp:cNvGraphicFramePr>
+            <a:graphic>
+              <a:graphicData uri="http://schemas.openxmlformats.org/drawingml/2006/picture">
+                <pic:pic>
+                  <pic:nvPicPr>
+                    <pic:cNvPr id="0" name="kpk_op02.png"/>
+                    <pic:cNvPicPr/>
+                  </pic:nvPicPr>
+                  <pic:blipFill>
+                    <a:blip r:embed="rId9"/>
+                    <a:stretch>
+                      <a:fillRect/>
+                    </a:stretch>
+                  </pic:blipFill>
+                  <pic:spPr>
+                    <a:xfrm>
+                      <a:off x="0" y="0"/>
+                      <a:ext cx="4572000" cy="2711159"/>
+                    </a:xfrm>
+                    <a:prstGeom prst="rect"/>
+                  </pic:spPr>
+                </pic:pic>
+              </a:graphicData>
+            </a:graphic>
+          </wp:inline>
+        </w:drawing>
+      </w:r>
+    </w:p>
+    <w:p>
+      <w:pPr>
+        <w:jc w:val="center"/>
+      </w:pPr>
+      <w:r>
+        <w:rPr>
+          <w:b w:val="0"/>
+          <w:i/>
+          <w:sz w:val="20"/>
+        </w:rPr>
+        <w:t>Рисунок 1. Частота использования видов чертежей в работе наладчика</w:t>
       </w:r>
     </w:p>
     <w:p>
